--- a/flow/20240204_zachala_ev/mt110b.docx
+++ b/flow/20240204_zachala_ev/mt110b.docx
@@ -89,7 +89,19 @@
         <w:rPr>
           <w:color w:val="000000"/>
         </w:rPr>
-        <w:t xml:space="preserve"> Як же настав ранок, усі первосвященики і старші народу скликали раду на Ісуса, щоб його вбити. </w:t>
+        <w:t xml:space="preserve"> </w:t>
+      </w:r>
+      <w:r>
+        <w:rPr>
+          <w:color w:val="000000"/>
+        </w:rPr>
+        <w:t>В той час</w:t>
+      </w:r>
+      <w:r>
+        <w:rPr>
+          <w:color w:val="000000"/>
+        </w:rPr>
+        <w:t xml:space="preserve"> усі первосвященики і старші народу скликали раду на Ісуса, щоб його вбити. </w:t>
       </w:r>
       <w:r>
         <w:rPr>
@@ -1181,7 +1193,7 @@
           <w:rFonts w:ascii="Times New Roman" w:eastAsia="Times New Roman" w:hAnsi="Times New Roman" w:cs="Times New Roman"/>
           <w:i/>
           <w:color w:val="FF0000"/>
-          <w:lang w:val="en-US"/>
+          <w:lang w:val="ru-MD"/>
         </w:rPr>
       </w:pPr>
       <w:r>
@@ -1197,7 +1209,7 @@
           <w:rFonts w:ascii="Times New Roman" w:eastAsia="Times New Roman" w:hAnsi="Times New Roman" w:cs="Times New Roman"/>
           <w:i/>
           <w:color w:val="FF0000"/>
-          <w:lang w:val="en-US"/>
+          <w:lang w:val="ru-MD"/>
         </w:rPr>
         <w:t>.</w:t>
       </w:r>
